--- a/Frontend/document/UserAgreementTemplate.docx
+++ b/Frontend/document/UserAgreementTemplate.docx
@@ -289,7 +289,7 @@
         <w:jc w:val="both"/>
       </w:pPr>
       <w:r>
-        <w:t>Обработка персональных данных регулируется отдельной Политикой и отдельным согласием. Необязательная Яндекс.Метрика включается только после отдельного разрешения в настройках cookie; пользователь может изменить выбор позднее. Сайт также загружает Google Fonts до выбора cookie и передаёт поставщику технические сведения запроса; описание этой особенности и внешних сервисов приведено в Политике.</w:t>
+        <w:t>Обработка персональных данных регулируется отдельной Политикой и отдельным согласием. Необязательные Яндекс.Метрика и Google Analytics включаются только после отдельного разрешения в настройках cookie; пользователь может изменить или отозвать выбор позднее. До согласия аналитические скрипты не загружаются; описание внешних сервисов и трансграничной передачи приведено в Политике.</w:t>
       </w:r>
     </w:p>
     <w:p>
